--- a/04-other-documents/lettre-confirmation-isg-draft.docx
+++ b/04-other-documents/lettre-confirmation-isg-draft.docx
@@ -362,7 +362,7 @@
         <w:t xml:space="preserve"> </w:t>
       </w:r>
       <w:r>
-        <w:t xml:space="preserve">health crises, before local outcome data accumulate. The project builds on instruments</w:t>
+        <w:t xml:space="preserve">health crises, before local outcome data accumulate. The project builds on a prototype platform</w:t>
       </w:r>
       <w:r>
         <w:t xml:space="preserve"> </w:t>

--- a/04-other-documents/lettre-confirmation-isg-draft.docx
+++ b/04-other-documents/lettre-confirmation-isg-draft.docx
@@ -22,7 +22,7 @@
         <w:t xml:space="preserve"> </w:t>
       </w:r>
       <w:r>
-        <w:t xml:space="preserve">03.08.2026) point by point, in the template's language;</w:t>
+        <w:t xml:space="preserve">03.08.2026) point by point, in the template’s language;</w:t>
       </w:r>
       <w:r>
         <w:t xml:space="preserve"> </w:t>
@@ -49,7 +49,25 @@
         <w:t xml:space="preserve">Institute letterhead</w:t>
       </w:r>
       <w:r>
-        <w:t xml:space="preserve">. The two "IF APPLICABLE" template points (clinical work; Ambizione</w:t>
+        <w:t xml:space="preserve">. The two</w:t>
+      </w:r>
+      <w:r>
+        <w:t xml:space="preserve"> </w:t>
+      </w:r>
+      <w:r>
+        <w:t xml:space="preserve">“</w:t>
+      </w:r>
+      <w:r>
+        <w:t xml:space="preserve">IF APPLICABLE</w:t>
+      </w:r>
+      <w:r>
+        <w:t xml:space="preserve">”</w:t>
+      </w:r>
+      <w:r>
+        <w:t xml:space="preserve"> </w:t>
+      </w:r>
+      <w:r>
+        <w:t xml:space="preserve">template points (clinical work; Ambizione</w:t>
       </w:r>
       <w:r>
         <w:t xml:space="preserve"> </w:t>
@@ -139,21 +157,35 @@
           <w:bCs/>
           <w:b/>
         </w:rPr>
-        <w:t xml:space="preserve">"COLDSTART: Anticipating</w:t>
-      </w:r>
-      <w:r>
-        <w:rPr>
-          <w:bCs/>
-          <w:b/>
-        </w:rPr>
-        <w:t xml:space="preserve"> </w:t>
-      </w:r>
-      <w:r>
-        <w:rPr>
-          <w:bCs/>
-          <w:b/>
-        </w:rPr>
-        <w:t xml:space="preserve">health-system crises before the outcome is observable"</w:t>
+        <w:t xml:space="preserve">“</w:t>
+      </w:r>
+      <w:r>
+        <w:rPr>
+          <w:bCs/>
+          <w:b/>
+        </w:rPr>
+        <w:t xml:space="preserve">COLDSTART: Anticipating and</w:t>
+      </w:r>
+      <w:r>
+        <w:rPr>
+          <w:bCs/>
+          <w:b/>
+        </w:rPr>
+        <w:t xml:space="preserve"> </w:t>
+      </w:r>
+      <w:r>
+        <w:rPr>
+          <w:bCs/>
+          <w:b/>
+        </w:rPr>
+        <w:t xml:space="preserve">quantifying health-system crises before the outcome is observable</w:t>
+      </w:r>
+      <w:r>
+        <w:rPr>
+          <w:bCs/>
+          <w:b/>
+        </w:rPr>
+        <w:t xml:space="preserve">”</w:t>
       </w:r>
       <w:r>
         <w:t xml:space="preserve">.</w:t>
@@ -236,7 +268,7 @@
         <w:t xml:space="preserve"> </w:t>
       </w:r>
       <w:r>
-        <w:t xml:space="preserve">suitable for operational health data, and the Institute's administrative and</w:t>
+        <w:t xml:space="preserve">suitable for operational health data, and the Institute’s administrative and</w:t>
       </w:r>
       <w:r>
         <w:t xml:space="preserve"> </w:t>
@@ -338,7 +370,7 @@
         <w:t xml:space="preserve"> </w:t>
       </w:r>
       <w:r>
-        <w:t xml:space="preserve">The Institute's research</w:t>
+        <w:t xml:space="preserve">The Institute’s research</w:t>
       </w:r>
       <w:r>
         <w:t xml:space="preserve"> </w:t>
@@ -350,7 +382,7 @@
         <w:t xml:space="preserve"> </w:t>
       </w:r>
       <w:r>
-        <w:t xml:space="preserve">health. Dr Orel's project addresses a question of direct relevance to this portfolio: whether</w:t>
+        <w:t xml:space="preserve">health. Dr Orel’s project addresses a question of direct relevance to this portfolio: whether</w:t>
       </w:r>
       <w:r>
         <w:t xml:space="preserve"> </w:t>
@@ -386,7 +418,7 @@
         <w:t xml:space="preserve"> </w:t>
       </w:r>
       <w:r>
-        <w:t xml:space="preserve">evaluated forecasting framework) will benefit several of the Institute's programmes.</w:t>
+        <w:t xml:space="preserve">evaluated forecasting framework) will benefit several of the Institute’s programmes.</w:t>
       </w:r>
     </w:p>
     <w:p>
@@ -398,7 +430,7 @@
           <w:bCs/>
           <w:b/>
         </w:rPr>
-        <w:t xml:space="preserve">Statement on the project's autonomy.</w:t>
+        <w:t xml:space="preserve">Statement on the project’s autonomy.</w:t>
       </w:r>
       <w:r>
         <w:t xml:space="preserve"> </w:t>
@@ -458,7 +490,7 @@
           <w:bCs/>
           <w:b/>
         </w:rPr>
-        <w:t xml:space="preserve">research programme alongside the Institute's existing research groups</w:t>
+        <w:t xml:space="preserve">research programme alongside the Institute’s existing research groups</w:t>
       </w:r>
       <w:r>
         <w:t xml:space="preserve">, under his own</w:t>
@@ -511,7 +543,7 @@
         <w:t xml:space="preserve"> </w:t>
       </w:r>
       <w:r>
-        <w:t xml:space="preserve">Prof. Olivia Keiser signs as contact person in her capacity as head of</w:t>
+        <w:t xml:space="preserve">Prof. Olivia Keiser signs as contact person in her capacity as head of</w:t>
       </w:r>
       <w:r>
         <w:t xml:space="preserve"> </w:t>
@@ -535,7 +567,7 @@
           <w:bCs/>
           <w:b/>
         </w:rPr>
-        <w:t xml:space="preserve">Prof. Olivia Keiser</w:t>
+        <w:t xml:space="preserve">Prof. Olivia Keiser</w:t>
       </w:r>
       <w:r>
         <w:t xml:space="preserve"> </w:t>
@@ -567,7 +599,7 @@
           <w:bCs/>
           <w:b/>
         </w:rPr>
-        <w:t xml:space="preserve">Prof. Nicolas Ray</w:t>
+        <w:t xml:space="preserve">Prof. Nicolas Ray</w:t>
       </w:r>
       <w:r>
         <w:t xml:space="preserve"> </w:t>
@@ -615,7 +647,7 @@
         <w:pStyle w:val="Compact"/>
       </w:pPr>
       <w:r>
-        <w:t xml:space="preserve">The infrastructure list fills the template's</w:t>
+        <w:t xml:space="preserve">The infrastructure list fills the template’s</w:t>
       </w:r>
       <w:r>
         <w:t xml:space="preserve"> </w:t>
@@ -663,7 +695,7 @@
         <w:pStyle w:val="Compact"/>
       </w:pPr>
       <w:r>
-        <w:t xml:space="preserve">Nothing in the letter praises the applicant or the project beyond the template's own</w:t>
+        <w:t xml:space="preserve">Nothing in the letter praises the applicant or the project beyond the template’s own</w:t>
       </w:r>
       <w:r>
         <w:t xml:space="preserve"> </w:t>
@@ -1357,7 +1389,7 @@
       <w:color w:themeColor="accent1" w:themeShade="BF" w:val="365F91"/>
     </w:rPr>
   </w:style>
-  <w:style w:type="paragraph" w:customStyle="1" w:styleId="SourceCode">
+  <w:style w:customStyle="1" w:styleId="SourceCode" w:type="paragraph">
     <w:name w:val="Source Code"/>
     <w:basedOn w:val="Normal"/>
     <w:link w:val="VerbatimChar"/>
@@ -1365,7 +1397,7 @@
       <w:wordWrap w:val="off"/>
     </w:pPr>
   </w:style>
-  <w:style w:type="character" w:customStyle="1" w:styleId="KeywordTok">
+  <w:style w:customStyle="1" w:styleId="KeywordTok" w:type="character">
     <w:name w:val="KeywordTok"/>
     <w:basedOn w:val="VerbatimChar"/>
     <w:rPr>
@@ -1373,77 +1405,77 @@
       <w:b/>
     </w:rPr>
   </w:style>
-  <w:style w:type="character" w:customStyle="1" w:styleId="DataTypeTok">
+  <w:style w:customStyle="1" w:styleId="DataTypeTok" w:type="character">
     <w:name w:val="DataTypeTok"/>
     <w:basedOn w:val="VerbatimChar"/>
     <w:rPr>
       <w:color w:val="902000"/>
     </w:rPr>
   </w:style>
-  <w:style w:type="character" w:customStyle="1" w:styleId="DecValTok">
+  <w:style w:customStyle="1" w:styleId="DecValTok" w:type="character">
     <w:name w:val="DecValTok"/>
     <w:basedOn w:val="VerbatimChar"/>
     <w:rPr>
       <w:color w:val="40a070"/>
     </w:rPr>
   </w:style>
-  <w:style w:type="character" w:customStyle="1" w:styleId="BaseNTok">
+  <w:style w:customStyle="1" w:styleId="BaseNTok" w:type="character">
     <w:name w:val="BaseNTok"/>
     <w:basedOn w:val="VerbatimChar"/>
     <w:rPr>
       <w:color w:val="40a070"/>
     </w:rPr>
   </w:style>
-  <w:style w:type="character" w:customStyle="1" w:styleId="FloatTok">
+  <w:style w:customStyle="1" w:styleId="FloatTok" w:type="character">
     <w:name w:val="FloatTok"/>
     <w:basedOn w:val="VerbatimChar"/>
     <w:rPr>
       <w:color w:val="40a070"/>
     </w:rPr>
   </w:style>
-  <w:style w:type="character" w:customStyle="1" w:styleId="ConstantTok">
+  <w:style w:customStyle="1" w:styleId="ConstantTok" w:type="character">
     <w:name w:val="ConstantTok"/>
     <w:basedOn w:val="VerbatimChar"/>
     <w:rPr>
       <w:color w:val="880000"/>
     </w:rPr>
   </w:style>
-  <w:style w:type="character" w:customStyle="1" w:styleId="CharTok">
+  <w:style w:customStyle="1" w:styleId="CharTok" w:type="character">
     <w:name w:val="CharTok"/>
     <w:basedOn w:val="VerbatimChar"/>
     <w:rPr>
       <w:color w:val="4070a0"/>
     </w:rPr>
   </w:style>
-  <w:style w:type="character" w:customStyle="1" w:styleId="SpecialCharTok">
+  <w:style w:customStyle="1" w:styleId="SpecialCharTok" w:type="character">
     <w:name w:val="SpecialCharTok"/>
     <w:basedOn w:val="VerbatimChar"/>
     <w:rPr>
       <w:color w:val="4070a0"/>
     </w:rPr>
   </w:style>
-  <w:style w:type="character" w:customStyle="1" w:styleId="StringTok">
+  <w:style w:customStyle="1" w:styleId="StringTok" w:type="character">
     <w:name w:val="StringTok"/>
     <w:basedOn w:val="VerbatimChar"/>
     <w:rPr>
       <w:color w:val="4070a0"/>
     </w:rPr>
   </w:style>
-  <w:style w:type="character" w:customStyle="1" w:styleId="VerbatimStringTok">
+  <w:style w:customStyle="1" w:styleId="VerbatimStringTok" w:type="character">
     <w:name w:val="VerbatimStringTok"/>
     <w:basedOn w:val="VerbatimChar"/>
     <w:rPr>
       <w:color w:val="4070a0"/>
     </w:rPr>
   </w:style>
-  <w:style w:type="character" w:customStyle="1" w:styleId="SpecialStringTok">
+  <w:style w:customStyle="1" w:styleId="SpecialStringTok" w:type="character">
     <w:name w:val="SpecialStringTok"/>
     <w:basedOn w:val="VerbatimChar"/>
     <w:rPr>
       <w:color w:val="bb6688"/>
     </w:rPr>
   </w:style>
-  <w:style w:type="character" w:customStyle="1" w:styleId="ImportTok">
+  <w:style w:customStyle="1" w:styleId="ImportTok" w:type="character">
     <w:name w:val="ImportTok"/>
     <w:basedOn w:val="VerbatimChar"/>
     <w:rPr>
@@ -1451,7 +1483,7 @@
       <w:b/>
     </w:rPr>
   </w:style>
-  <w:style w:type="character" w:customStyle="1" w:styleId="CommentTok">
+  <w:style w:customStyle="1" w:styleId="CommentTok" w:type="character">
     <w:name w:val="CommentTok"/>
     <w:basedOn w:val="VerbatimChar"/>
     <w:rPr>
@@ -1459,7 +1491,7 @@
       <w:i/>
     </w:rPr>
   </w:style>
-  <w:style w:type="character" w:customStyle="1" w:styleId="DocumentationTok">
+  <w:style w:customStyle="1" w:styleId="DocumentationTok" w:type="character">
     <w:name w:val="DocumentationTok"/>
     <w:basedOn w:val="VerbatimChar"/>
     <w:rPr>
@@ -1467,7 +1499,7 @@
       <w:i/>
     </w:rPr>
   </w:style>
-  <w:style w:type="character" w:customStyle="1" w:styleId="AnnotationTok">
+  <w:style w:customStyle="1" w:styleId="AnnotationTok" w:type="character">
     <w:name w:val="AnnotationTok"/>
     <w:basedOn w:val="VerbatimChar"/>
     <w:rPr>
@@ -1476,7 +1508,7 @@
       <w:i/>
     </w:rPr>
   </w:style>
-  <w:style w:type="character" w:customStyle="1" w:styleId="CommentVarTok">
+  <w:style w:customStyle="1" w:styleId="CommentVarTok" w:type="character">
     <w:name w:val="CommentVarTok"/>
     <w:basedOn w:val="VerbatimChar"/>
     <w:rPr>
@@ -1485,28 +1517,28 @@
       <w:i/>
     </w:rPr>
   </w:style>
-  <w:style w:type="character" w:customStyle="1" w:styleId="OtherTok">
+  <w:style w:customStyle="1" w:styleId="OtherTok" w:type="character">
     <w:name w:val="OtherTok"/>
     <w:basedOn w:val="VerbatimChar"/>
     <w:rPr>
       <w:color w:val="007020"/>
     </w:rPr>
   </w:style>
-  <w:style w:type="character" w:customStyle="1" w:styleId="FunctionTok">
+  <w:style w:customStyle="1" w:styleId="FunctionTok" w:type="character">
     <w:name w:val="FunctionTok"/>
     <w:basedOn w:val="VerbatimChar"/>
     <w:rPr>
       <w:color w:val="06287e"/>
     </w:rPr>
   </w:style>
-  <w:style w:type="character" w:customStyle="1" w:styleId="VariableTok">
+  <w:style w:customStyle="1" w:styleId="VariableTok" w:type="character">
     <w:name w:val="VariableTok"/>
     <w:basedOn w:val="VerbatimChar"/>
     <w:rPr>
       <w:color w:val="19177c"/>
     </w:rPr>
   </w:style>
-  <w:style w:type="character" w:customStyle="1" w:styleId="ControlFlowTok">
+  <w:style w:customStyle="1" w:styleId="ControlFlowTok" w:type="character">
     <w:name w:val="ControlFlowTok"/>
     <w:basedOn w:val="VerbatimChar"/>
     <w:rPr>
@@ -1514,45 +1546,45 @@
       <w:b/>
     </w:rPr>
   </w:style>
-  <w:style w:type="character" w:customStyle="1" w:styleId="OperatorTok">
+  <w:style w:customStyle="1" w:styleId="OperatorTok" w:type="character">
     <w:name w:val="OperatorTok"/>
     <w:basedOn w:val="VerbatimChar"/>
     <w:rPr>
       <w:color w:val="666666"/>
     </w:rPr>
   </w:style>
-  <w:style w:type="character" w:customStyle="1" w:styleId="BuiltInTok">
+  <w:style w:customStyle="1" w:styleId="BuiltInTok" w:type="character">
     <w:name w:val="BuiltInTok"/>
     <w:basedOn w:val="VerbatimChar"/>
     <w:rPr>
       <w:color w:val="008000"/>
     </w:rPr>
   </w:style>
-  <w:style w:type="character" w:customStyle="1" w:styleId="ExtensionTok">
+  <w:style w:customStyle="1" w:styleId="ExtensionTok" w:type="character">
     <w:name w:val="ExtensionTok"/>
     <w:basedOn w:val="VerbatimChar"/>
     <w:rPr/>
   </w:style>
-  <w:style w:type="character" w:customStyle="1" w:styleId="PreprocessorTok">
+  <w:style w:customStyle="1" w:styleId="PreprocessorTok" w:type="character">
     <w:name w:val="PreprocessorTok"/>
     <w:basedOn w:val="VerbatimChar"/>
     <w:rPr>
       <w:color w:val="bc7a00"/>
     </w:rPr>
   </w:style>
-  <w:style w:type="character" w:customStyle="1" w:styleId="AttributeTok">
+  <w:style w:customStyle="1" w:styleId="AttributeTok" w:type="character">
     <w:name w:val="AttributeTok"/>
     <w:basedOn w:val="VerbatimChar"/>
     <w:rPr>
       <w:color w:val="7d9029"/>
     </w:rPr>
   </w:style>
-  <w:style w:type="character" w:customStyle="1" w:styleId="RegionMarkerTok">
+  <w:style w:customStyle="1" w:styleId="RegionMarkerTok" w:type="character">
     <w:name w:val="RegionMarkerTok"/>
     <w:basedOn w:val="VerbatimChar"/>
     <w:rPr/>
   </w:style>
-  <w:style w:type="character" w:customStyle="1" w:styleId="InformationTok">
+  <w:style w:customStyle="1" w:styleId="InformationTok" w:type="character">
     <w:name w:val="InformationTok"/>
     <w:basedOn w:val="VerbatimChar"/>
     <w:rPr>
@@ -1561,7 +1593,7 @@
       <w:i/>
     </w:rPr>
   </w:style>
-  <w:style w:type="character" w:customStyle="1" w:styleId="WarningTok">
+  <w:style w:customStyle="1" w:styleId="WarningTok" w:type="character">
     <w:name w:val="WarningTok"/>
     <w:basedOn w:val="VerbatimChar"/>
     <w:rPr>
@@ -1570,7 +1602,7 @@
       <w:i/>
     </w:rPr>
   </w:style>
-  <w:style w:type="character" w:customStyle="1" w:styleId="AlertTok">
+  <w:style w:customStyle="1" w:styleId="AlertTok" w:type="character">
     <w:name w:val="AlertTok"/>
     <w:basedOn w:val="VerbatimChar"/>
     <w:rPr>
@@ -1578,7 +1610,7 @@
       <w:b/>
     </w:rPr>
   </w:style>
-  <w:style w:type="character" w:customStyle="1" w:styleId="ErrorTok">
+  <w:style w:customStyle="1" w:styleId="ErrorTok" w:type="character">
     <w:name w:val="ErrorTok"/>
     <w:basedOn w:val="VerbatimChar"/>
     <w:rPr>
@@ -1586,7 +1618,7 @@
       <w:b/>
     </w:rPr>
   </w:style>
-  <w:style w:type="character" w:customStyle="1" w:styleId="NormalTok">
+  <w:style w:customStyle="1" w:styleId="NormalTok" w:type="character">
     <w:name w:val="NormalTok"/>
     <w:basedOn w:val="VerbatimChar"/>
     <w:rPr/>

--- a/04-other-documents/lettre-confirmation-isg-draft.docx
+++ b/04-other-documents/lettre-confirmation-isg-draft.docx
@@ -164,21 +164,21 @@
           <w:bCs/>
           <w:b/>
         </w:rPr>
-        <w:t xml:space="preserve">COLDSTART: Anticipating and</w:t>
-      </w:r>
-      <w:r>
-        <w:rPr>
-          <w:bCs/>
-          <w:b/>
-        </w:rPr>
-        <w:t xml:space="preserve"> </w:t>
-      </w:r>
-      <w:r>
-        <w:rPr>
-          <w:bCs/>
-          <w:b/>
-        </w:rPr>
-        <w:t xml:space="preserve">quantifying health-system crises before the outcome is observable</w:t>
+        <w:t xml:space="preserve">COLDSTART: Using published evidence to forecast</w:t>
+      </w:r>
+      <w:r>
+        <w:rPr>
+          <w:bCs/>
+          <w:b/>
+        </w:rPr>
+        <w:t xml:space="preserve"> </w:t>
+      </w:r>
+      <w:r>
+        <w:rPr>
+          <w:bCs/>
+          <w:b/>
+        </w:rPr>
+        <w:t xml:space="preserve">health-system crises before local data exist</w:t>
       </w:r>
       <w:r>
         <w:rPr>

--- a/04-other-documents/lettre-confirmation-isg-draft.docx
+++ b/04-other-documents/lettre-confirmation-isg-draft.docx
@@ -178,7 +178,7 @@
           <w:bCs/>
           <w:b/>
         </w:rPr>
-        <w:t xml:space="preserve">health-system crises before local data exist</w:t>
+        <w:t xml:space="preserve">health-system crises when local outcome data are still too scarce</w:t>
       </w:r>
       <w:r>
         <w:rPr>

--- a/04-other-documents/lettre-confirmation-isg-draft.docx
+++ b/04-other-documents/lettre-confirmation-isg-draft.docx
@@ -164,21 +164,21 @@
           <w:bCs/>
           <w:b/>
         </w:rPr>
-        <w:t xml:space="preserve">COLDSTART: Using published evidence to forecast</w:t>
-      </w:r>
-      <w:r>
-        <w:rPr>
-          <w:bCs/>
-          <w:b/>
-        </w:rPr>
-        <w:t xml:space="preserve"> </w:t>
-      </w:r>
-      <w:r>
-        <w:rPr>
-          <w:bCs/>
-          <w:b/>
-        </w:rPr>
-        <w:t xml:space="preserve">health-system crises when local outcome data are still too scarce</w:t>
+        <w:t xml:space="preserve">HEADSTART: Forecasting health-system crises from published evidence</w:t>
+      </w:r>
+      <w:r>
+        <w:rPr>
+          <w:bCs/>
+          <w:b/>
+        </w:rPr>
+        <w:t xml:space="preserve"> </w:t>
+      </w:r>
+      <w:r>
+        <w:rPr>
+          <w:bCs/>
+          <w:b/>
+        </w:rPr>
+        <w:t xml:space="preserve">when local outcome data are scarce</w:t>
       </w:r>
       <w:r>
         <w:rPr>
